--- a/natija/008.docx
+++ b/natija/008.docx
@@ -8,7 +8,7 @@
         <w:spacing w:after="240"/>
       </w:pPr>
       <w:r>
-        <w:t xml:space="preserve">008. Sil-Nilsen usulida bo'yash</w:t>
+        <w:t xml:space="preserve">008. Tayyorlangan preparatni Gram usulida bo'yash</w:t>
       </w:r>
     </w:p>
     <w:p>
@@ -26,7 +26,7 @@
         <w:jc w:val="both"/>
       </w:pPr>
       <w:r>
-        <w:t xml:space="preserve">Sil-Nilsen (Ziehl-Neelsen) usulida bo'yash — kislotabardosh (kislotaga chidamli) mikroblarni aniqlashga mo'ljallangan maxsus differensial bo'yash usulidir. Bu usul, avvalo, sil kasalligi qo'zg'atuvchisi Mycobacterium tuberculosis va moxov qo'zg'atuvchisi Mycobacterium leprae ni aniqlashda qo'llaniladi [1][2]. Oddiy bo'yash usullari bu mikroblarni samarali bo'yay olmaydi, chunki ularning hujayra devori yog'-mumsimon (lipidli) moddalarga — mikol kislotalariga boy bo'lib, oddiy bo'yoqlarni o'tkazmaydi.</w:t>
+        <w:t xml:space="preserve">Gram usulida bo'yash — bakteriologiyadagi eng muhim va keng tarqalgan differensial bo'yash usulidir. 1884-yilda daniyalik olim Hans Christian Gram tomonidan taklif etilgan bu usul mikroblarni hujayra devori tuzilishiga ko'ra ikki katta guruhga — Gram-musbat (ko'k-binafsha) va Gram-manfiy (qizil-pushti) mikroblarga ajratadi [1][2]. Gram bo'yash natijasi mikrobni dastlabki identifikatsiya qilish, antibiotik tanlash va empirik davolashda hal qiluvchi ahamiyatga ega. Bir asrdan ko'proq vaqt o'tgan bo'lsa-da, bu usul o'zining soddaligi, tezligi va yuqori informativligi tufayli bugungi kungacha diagnostik mikrobiologiyaning poydevor usuli bo'lib qolmoqda va deyarli har bir bakteriologik tekshiruv aynan shu usuldan boshlanadi.</w:t>
       </w:r>
     </w:p>
     <w:p>
@@ -35,25 +35,16 @@
         <w:spacing w:after="120" w:before="200"/>
       </w:pPr>
       <w:r>
-        <w:t xml:space="preserve">Usulning fizik-kimyoviy asosi</w:t>
-      </w:r>
-    </w:p>
-    <w:p>
-      <w:pPr>
-        <w:spacing w:after="120" w:line="276"/>
-        <w:jc w:val="both"/>
-      </w:pPr>
-      <w:r>
-        <w:t xml:space="preserve">Mikobakteriyalar devoridagi mikol kislotalari qatlami bo'yoqning hujayra ichiga kirishini qiyinlashtiradi. Shu sababli bo'yoq (karbol fuksin) fenol ishtirokida va qizdirish bilan hujayra ichiga majburan kiritiladi [1][2]. Bir marta bo'yoqni qabul qilgan kislotabardosh mikroblar, keyinchalik kislota-spirt bilan ta'sir qilinganda ham rangini yo'qotmaydi — bu ularning "kislotabardoshlik" xususiyatidir. Kislotabardosh bo'lmagan mikroblar va fon esa rangsizlanadi va qo'shimcha bo'yoq bilan bo'yaladi.</w:t>
-      </w:r>
-    </w:p>
-    <w:p>
-      <w:pPr>
-        <w:spacing w:after="120" w:line="276"/>
-        <w:jc w:val="both"/>
-      </w:pPr>
-      <w:r>
-        <w:t xml:space="preserve">Kislotabardoshlik — mikobakteriyalar hujayra devorining o'ziga xos xususiyatidir. Ularning devorida peptidoglikan bilan bog'langan arabinogalaktan va uning ustida uzun zanjirli mikol kislotalari joylashgan bo'lib, bu qatlam gidrofob (suvni qaytaruvchi) va juda zich tuzilgan [1][2]. Aynan shu tuzilma mikobakteriyalarga nafaqat bo'yoqqa, balki quritish, dezinfektantlar va organizm himoya hujayralarining ta'siriga ham yuqori chidamlilik beradi. Bu xususiyat sil kasalligining surunkali kechishi va qo'zg'atuvchining tashqi muhitda uzoq saqlanishini ham qisman tushuntiradi.</w:t>
+        <w:t xml:space="preserve">Usulning asosi</w:t>
+      </w:r>
+    </w:p>
+    <w:p>
+      <w:pPr>
+        <w:spacing w:after="120" w:line="276"/>
+        <w:jc w:val="both"/>
+      </w:pPr>
+      <w:r>
+        <w:t xml:space="preserve">Gram bo'yashning mohiyati mikroblar hujayra devorining strukturaviy farqiga asoslanadi [1][2]. Gram-musbat bakteriyalarning devorida qalin peptidoglikan (murein) qatlami bo'lib, u gentsian binafshasi bilan yod kompleksini mustahkam ushlab qoladi va spirt bilan rangsizlantirishga chidaydi. Gram-manfiy bakteriyalarda esa peptidoglikan qatlami yupqa va tashqi lipid membranasi mavjud; spirt bu membranani eritib, bo'yoq-yod kompleksini yuvib ketadi, natijada hujayralar rangsizlanadi va keyin qo'shimcha bo'yoq bilan qizil rangga bo'yaladi.</w:t>
       </w:r>
     </w:p>
     <w:p>
@@ -71,7 +62,7 @@
         <w:jc w:val="both"/>
       </w:pPr>
       <w:r>
-        <w:t xml:space="preserve">Sil-Nilsen bo'yashi uchun uchta asosiy reaktiv zarur [1][2]:</w:t>
+        <w:t xml:space="preserve">Gram bo'yash uchun to'rtta asosiy reaktiv zarur [1][2]:</w:t>
       </w:r>
     </w:p>
     <w:p>
@@ -84,7 +75,7 @@
         <w:spacing w:after="60" w:line="276"/>
       </w:pPr>
       <w:r>
-        <w:t xml:space="preserve">Sil karbol fuksini — fenolli konsentrlangan fuksin eritmasi (asosiy bo'yoq);</w:t>
+        <w:t xml:space="preserve">asosiy bo'yoq — gentsian (yoki kristall) binafshasi;</w:t>
       </w:r>
     </w:p>
     <w:p>
@@ -97,7 +88,7 @@
         <w:spacing w:after="60" w:line="276"/>
       </w:pPr>
       <w:r>
-        <w:t xml:space="preserve">kislota-spirt eritmasi yoki 3–5% xlorid (yoki sulfat) kislota eritmasi (rangsizlantiruvchi);</w:t>
+        <w:t xml:space="preserve">mordant (fiksator) — Lyugol eritmasi (yod va kaliy yodidining eritmasi);</w:t>
       </w:r>
     </w:p>
     <w:p>
@@ -110,7 +101,20 @@
         <w:spacing w:after="60" w:line="276"/>
       </w:pPr>
       <w:r>
-        <w:t xml:space="preserve">qo'shimcha (kontrast) bo'yoq — metilen ko'ki (odatda Leffler metilen ko'ki).</w:t>
+        <w:t xml:space="preserve">rangsizlantiruvchi — 96% etil spirti yoki spirt-atseton aralashmasi;</w:t>
+      </w:r>
+    </w:p>
+    <w:p>
+      <w:pPr>
+        <w:pStyle w:val="ListParagraph"/>
+        <w:numPr>
+          <w:ilvl w:val="0"/>
+          <w:numId w:val="2"/>
+        </w:numPr>
+        <w:spacing w:after="60" w:line="276"/>
+      </w:pPr>
+      <w:r>
+        <w:t xml:space="preserve">qo'shimcha (kontrast) bo'yoq — suyultirilgan fuksin yoki safranin.</w:t>
       </w:r>
     </w:p>
     <w:p>
@@ -128,7 +132,7 @@
         <w:jc w:val="both"/>
       </w:pPr>
       <w:r>
-        <w:t xml:space="preserve">Klassik Sil-Nilsen usuli quyidagi izchillikda bajariladi [1][2]:</w:t>
+        <w:t xml:space="preserve">Klassik Gram usuli quyidagi izchillikda bajariladi [1][2]:</w:t>
       </w:r>
     </w:p>
     <w:p>
@@ -141,7 +145,7 @@
         <w:spacing w:after="60" w:line="276"/>
       </w:pPr>
       <w:r>
-        <w:t xml:space="preserve">Fiksatsiya qilingan preparat ustiga filtr qog'oz qo'yilib, unga karbol fuksin to'kiladi;</w:t>
+        <w:t xml:space="preserve">Fiksatsiya qilingan preparatga gentsian binafshasi tomiziladi va 1–2 daqiqa ushlab turiladi;</w:t>
       </w:r>
     </w:p>
     <w:p>
@@ -154,7 +158,7 @@
         <w:spacing w:after="60" w:line="276"/>
       </w:pPr>
       <w:r>
-        <w:t xml:space="preserve">Preparat ostidan alanga bilan bug' chiqquncha (lekin qaynatmasdan) qizdiriladi va 5 daqiqa davomida 3 marta takroran ilitiladi;</w:t>
+        <w:t xml:space="preserve">Bo'yoq to'kib tashlanadi va surtmaga Lyugol eritmasi quyilib, 1–2 daqiqa ta'sir ettiriladi;</w:t>
       </w:r>
     </w:p>
     <w:p>
@@ -167,7 +171,7 @@
         <w:spacing w:after="60" w:line="276"/>
       </w:pPr>
       <w:r>
-        <w:t xml:space="preserve">Preparat sovitilib, filtr qog'oz olib tashlanadi va suv bilan yuviladi;</w:t>
+        <w:t xml:space="preserve">Lyugol to'kiladi va preparat spirt bilan rangsizlantiriladi — spirt oqib tushgan suyuqlik rangsizlanguncha (odatda 20–30 soniya);</w:t>
       </w:r>
     </w:p>
     <w:p>
@@ -180,7 +184,7 @@
         <w:spacing w:after="60" w:line="276"/>
       </w:pPr>
       <w:r>
-        <w:t xml:space="preserve">Kislota-spirt bilan surtma rangsizlanguncha (och pushti tusga kelguncha) ishlov beriladi, so'ng suv bilan yuviladi;</w:t>
+        <w:t xml:space="preserve">Preparat darhol suv bilan yuvib, rangsizlantirish to'xtatiladi;</w:t>
       </w:r>
     </w:p>
     <w:p>
@@ -193,16 +197,16 @@
         <w:spacing w:after="60" w:line="276"/>
       </w:pPr>
       <w:r>
-        <w:t xml:space="preserve">Metilen ko'ki bilan 1–2 daqiqa qo'shimcha bo'yaladi, yuvib quritiladi va immersion ob'ektiv ostida ko'riladi.</w:t>
-      </w:r>
-    </w:p>
-    <w:p>
-      <w:pPr>
-        <w:spacing w:after="120" w:line="276"/>
-        <w:jc w:val="both"/>
-      </w:pPr>
-      <w:r>
-        <w:t xml:space="preserve">Natijada kislotabardosh mikroblar (M. tuberculosis) qizil (rubin) rangda, fon va boshqa mikroblar esa ko'k rangda ko'rinadi [1][2]. Mikobakteriyalar ko'pincha ingichka, biroz egilgan tayoqchalar shaklida, yolg'iz yoki guruh bo'lib joylashgan holda topiladi.</w:t>
+        <w:t xml:space="preserve">Qo'shimcha bo'yoq (fuksin yoki safranin) tomizilib, 1–2 daqiqa ushlab turiladi, so'ngra yuvib quritiladi.</w:t>
+      </w:r>
+    </w:p>
+    <w:p>
+      <w:pPr>
+        <w:spacing w:after="120" w:line="276"/>
+        <w:jc w:val="both"/>
+      </w:pPr>
+      <w:r>
+        <w:t xml:space="preserve">Natijada Gram-musbat mikroblar ko'k-binafsha, Gram-manfiy mikroblar esa qizil-pushti rangda ko'rinadi [1][2]. Preparat immersion ob'ektiv (1000x) ostida ko'riladi.</w:t>
       </w:r>
     </w:p>
     <w:p>
@@ -211,25 +215,25 @@
         <w:spacing w:after="120" w:before="200"/>
       </w:pPr>
       <w:r>
-        <w:t xml:space="preserve">Qizdirish bosqichining ahamiyati</w:t>
-      </w:r>
-    </w:p>
-    <w:p>
-      <w:pPr>
-        <w:spacing w:after="120" w:line="276"/>
-        <w:jc w:val="both"/>
-      </w:pPr>
-      <w:r>
-        <w:t xml:space="preserve">Sil-Nilsen usulida qizdirish — hal qiluvchi bosqich. Issiqlik va fenol birgalikda mikol kislotalari qatlamini yumshatib, karbol fuksinning mikobakteriya ichiga kirishini ta'minlaydi [1][2]. Qizdirish paytida preparatdan bug' chiqishi kerak, biroq eritma qaynab, qurib qolmasligi lozim — aks holda surtma shikastlanadi. Agar bo'yoq qurib qolsa, qo'shimcha karbol fuksin tomiziladi. Sovuq usulda (Kinyoun modifikatsiyasida) qizdirish o'rniga bo'yoq konsentratsiyasi va fenol miqdori oshiriladi, bu ham mikol kislotalari to'sig'ini yengishga imkon beradi.</w:t>
-      </w:r>
-    </w:p>
-    <w:p>
-      <w:pPr>
-        <w:spacing w:after="120" w:line="276"/>
-        <w:jc w:val="both"/>
-      </w:pPr>
-      <w:r>
-        <w:t xml:space="preserve">Bir marta bo'yoqni singdirgan kislotabardosh mikroblar, keyinchalik kuchli kislota-spirt ta'sirida ham rangini yo'qotmaydi — bu ularning asosiy diagnostik xususiyatidir [1][2]. Boshqa barcha mikroblar va to'qima elementlari rangsizlanadi, so'ngra metilen ko'ki bilan ko'k rangga bo'yaladi. Natijada kuchli kontrast hosil bo'lib, qizil mikobakteriyalar ko'k fonda aniq ajralib turadi.</w:t>
+        <w:t xml:space="preserve">Har bir reaktivning vazifasi</w:t>
+      </w:r>
+    </w:p>
+    <w:p>
+      <w:pPr>
+        <w:spacing w:after="120" w:line="276"/>
+        <w:jc w:val="both"/>
+      </w:pPr>
+      <w:r>
+        <w:t xml:space="preserve">Gram bo'yashda to'rt reaktivning har biri aniq vazifani bajaradi [1][2]. Gentsian binafshasi — barcha mikroblarni dastlab binafsha rangga bo'yaydigan asosiy bo'yoq. Lyugol eritmasi (yod) mordant vazifasini bajaradi: u bo'yoq bilan birikib, hujayra ichida yirik va erimaydigan bo'yoq-yod kompleksini hosil qiladi, bu esa bo'yoqning hujayrada ushlanib qolishini mustahkamlaydi. Spirt (yoki spirt-atseton) rangsizlantiruvchi bo'lib, aynan shu bosqich mikroblarni ikki guruhga ajratadi. Qo'shimcha bo'yoq (fuksin yoki safranin) esa rangsizlangan Gram-manfiy hujayralarni qizil rangga bo'yab, ularni ko'rinadigan qiladi.</w:t>
+      </w:r>
+    </w:p>
+    <w:p>
+      <w:pPr>
+        <w:spacing w:after="120" w:line="276"/>
+        <w:jc w:val="both"/>
+      </w:pPr>
+      <w:r>
+        <w:t xml:space="preserve">Gram-musbat hujayralarda qalin peptidoglikan qatlami spirt ta'sirida suvsizlanib, g'ovaklari torayadi va bo'yoq-yod kompleksini ichida ushlab qoladi. Gram-manfiy hujayralarda esa spirt tashqi lipid membranasini eritadi va yupqa peptidoglikan kompleksni ushlab tura olmaydi — bo'yoq yuvilib ketadi [1][2]. Shu mexanizm tufayli Gram bo'yash natijasi hujayra devori tuzilishining to'g'ridan-to'g'ri aks ettirishi hisoblanadi.</w:t>
       </w:r>
     </w:p>
     <w:p>
@@ -238,16 +242,16 @@
         <w:spacing w:after="120" w:before="200"/>
       </w:pPr>
       <w:r>
-        <w:t xml:space="preserve">Natijani baholash va standartlar</w:t>
-      </w:r>
-    </w:p>
-    <w:p>
-      <w:pPr>
-        <w:spacing w:after="120" w:line="276"/>
-        <w:jc w:val="both"/>
-      </w:pPr>
-      <w:r>
-        <w:t xml:space="preserve">Balg'am namunalari Sil-Nilsen usulida bo'yalganda, natija topilgan kislotabardosh tayoqchalar (KBT) soniga qarab yarim miqdoriy (semikvantitativ) shkala bo'yicha baholanadi; Jahon sog'liqni saqlash tashkiloti balg'am mikroskopiyasi uchun standartlashtirilgan hisoblash va baholash tartiblarini belgilagan [3]. Zamonaviy amaliyotda an'anaviy yorug'lik mikroskopiyasi bilan bir qatorda auramin-rodamin bilan bo'yab, flyuoressent mikroskopiya ham keng qo'llaniladi — u sezgirligi yuqoriroq va tezroq. Flyuoressent usulda kislotabardosh mikroblar qorong'i fonda yorqin sarg'ish-yashil nur sochib ko'rinadi, bu ularni kam kattalashtirishda ham tez topishga imkon beradi va shu bois ko'p namunani tekshirishda vaqtni tejaydi [3].</w:t>
+        <w:t xml:space="preserve">Eng muhim bosqich — rangsizlantirish</w:t>
+      </w:r>
+    </w:p>
+    <w:p>
+      <w:pPr>
+        <w:spacing w:after="120" w:line="276"/>
+        <w:jc w:val="both"/>
+      </w:pPr>
+      <w:r>
+        <w:t xml:space="preserve">Gram bo'yashning eng nozik va xatoga moyil bosqichi — spirt bilan rangsizlantirishdir. Agar spirt juda uzoq ta'sir etsa, Gram-musbat mikroblar ham rangsizlanib, noto'g'ri Gram-manfiy natija beradi; aksincha, yetarli rangsizlantirilmasa, Gram-manfiy mikroblar binafsha bo'lib qoladi [1][2]. Shuning uchun rangsizlantirish vaqtini aniq nazorat qilish va darhol suv bilan to'xtatish zarur. Surtmaning yupqaligi ham muhim: qalin surtma to'liq rangsizlanmaydi.</w:t>
       </w:r>
     </w:p>
     <w:p>
@@ -256,34 +260,34 @@
         <w:spacing w:after="120" w:before="200"/>
       </w:pPr>
       <w:r>
-        <w:t xml:space="preserve">Qo'llanilishi va ahamiyati</w:t>
-      </w:r>
-    </w:p>
-    <w:p>
-      <w:pPr>
-        <w:spacing w:after="120" w:line="276"/>
-        <w:jc w:val="both"/>
-      </w:pPr>
-      <w:r>
-        <w:t xml:space="preserve">Sil-Nilsen bo'yashi sil kasalligini tezkor va arzon tashxislashning asosiy usuli bo'lib, ayniqsa resurslari cheklangan hududlarda katta ahamiyatga ega [3]. Usul balg'am, bronx yuvindisi, likvor, siydik va boshqa namunalarni tekshirishda qo'llaniladi. Shuningdek, u ba'zi boshqa kislotabardosh mikroorganizmlarni (masalan, Nocardia — qisman kislotabardosh) va parazitlarni (Cryptosporidium oosistalari) aniqlashda modifikatsiyalangan ko'rinishda ishlatiladi.</w:t>
-      </w:r>
-    </w:p>
-    <w:p>
-      <w:pPr>
-        <w:spacing w:after="120" w:line="276"/>
-        <w:jc w:val="both"/>
-      </w:pPr>
-      <w:r>
-        <w:t xml:space="preserve">Balg'am mikroskopiyasining sezgirligi cheklangan: namunada mikobakteriyalar yetarlicha ko'p (odatda millilitrda bir necha ming hujayradan ortiq) bo'lgandagina ular aniqlanadi [3]. Shu bois manfiy mikroskopiya natijasi sil kasalligini inkor etmaydi va zarur hollarda ekish (kultural usul) hamda molekulyar tekshiruvlar (masalan, nuklein kislotalarni amplifikatsiya qiluvchi testlar) bilan to'ldiriladi. Shunga qaramay, musbat mikroskopiya natijasi tez va ishonchli dastlabki ma'lumot beradi va epidemiologik jihatdan eng yuqumli bemorlarni aniqlashga yordam beradi.</w:t>
-      </w:r>
-    </w:p>
-    <w:p>
-      <w:pPr>
-        <w:spacing w:after="120" w:line="276"/>
-        <w:jc w:val="both"/>
-      </w:pPr>
-      <w:r>
-        <w:t xml:space="preserve">Sifatli natija olish uchun namuna to'g'ri olinishi muhim: sil tashxisida ertalabki balg'am namunasi afzal, chunki unda mikobakteriyalar konsentratsiyasi yuqoriroq bo'ladi [3]. Surtma yetarlicha qalin, ammo bir tekis tayyorlanadi, toki mikroskopiyada yetarli maydon ko'rib chiqilsin. Har bir bo'yash seriyasida musbat va manfiy nazorat preparatlari qo'yiladi — bu reaktivlar va texnikaning to'g'riligini tasdiqlaydi.</w:t>
+        <w:t xml:space="preserve">Natijani talqin qilish va sifat nazorati</w:t>
+      </w:r>
+    </w:p>
+    <w:p>
+      <w:pPr>
+        <w:spacing w:after="120" w:line="276"/>
+        <w:jc w:val="both"/>
+      </w:pPr>
+      <w:r>
+        <w:t xml:space="preserve">Natijaning ishonchliligini oshirish uchun nazorat shtammlari ishlatiladi: masalan, Staphylococcus aureus (Gram-musbat) va Escherichia coli (Gram-manfiy) [1][2]. Gram natijasi hujayra shakli bilan birgalikda talqin qilinadi: Gram-musbat kokklar (stafilo-, strepto-, pnevmokokklar), Gram-manfiy tayoqchalar (ichak tayoqchalari oilasi), Gram-manfiy diplokokklar (neysseriyalar) va hokazo. Eski kulturalar va antibiotik ta'siridagi hujayralarda noaniq, ya'ni Gram-o'zgaruvchan bo'yalish kuzatilishi mumkin.</w:t>
+      </w:r>
+    </w:p>
+    <w:p>
+      <w:pPr>
+        <w:spacing w:after="120" w:line="276"/>
+        <w:jc w:val="both"/>
+      </w:pPr>
+      <w:r>
+        <w:t xml:space="preserve">Gram bo'yash klinik amaliyotda tezkor va qimmatli ma'lumot beradi. Masalan, yiringli materialda ko'plab Gram-musbat to'da kokklar topilishi stafilokokk infeksiyasiga, likvorda Gram-manfiy diplokokklar esa meningokokk infeksiyasiga shubha uyg'otadi [1][2]. Bu dastlabki ma'lumot shifokorga empirik antibiotik tanlashda yordam beradi, holbuki yakuniy tashxis kultural va biokimyoviy tekshiruvlar bilan tasdiqlanadi. Shu bois Gram bo'yash — tez javob beradigan va keng qo'llaniladigan skrining usulidir.</w:t>
+      </w:r>
+    </w:p>
+    <w:p>
+      <w:pPr>
+        <w:spacing w:after="120" w:line="276"/>
+        <w:jc w:val="both"/>
+      </w:pPr>
+      <w:r>
+        <w:t xml:space="preserve">Ba'zi mikroblar Gram bo'yashda yaxshi ko'rinmaydi yoki o'zgaruvchan natija beradi: masalan, mikobakteriyalar (mumsimon devor tufayli), mikoplazmalar (hujayra devori yo'q), spiroxetalar (juda ingichka) [1][2]. Bunday hollarda maxsus bo'yash usullari yoki boshqa tekshiruvlar qo'llaniladi. Shu sababli Gram bo'yash natijasini talqin qilishda mikrob turining xususiyatlarini bilish zarur.</w:t>
       </w:r>
     </w:p>
     <w:p>
@@ -292,6 +296,98 @@
         <w:spacing w:after="120" w:before="200"/>
       </w:pPr>
       <w:r>
+        <w:t xml:space="preserve">Ko'p uchraydigan xatolar</w:t>
+      </w:r>
+    </w:p>
+    <w:p>
+      <w:pPr>
+        <w:spacing w:after="120" w:line="276"/>
+        <w:jc w:val="both"/>
+      </w:pPr>
+      <w:r>
+        <w:t xml:space="preserve">Gram bo'yashda natijani buzadigan tipik xatolar quyidagilar [1][2]:</w:t>
+      </w:r>
+    </w:p>
+    <w:p>
+      <w:pPr>
+        <w:pStyle w:val="ListParagraph"/>
+        <w:numPr>
+          <w:ilvl w:val="0"/>
+          <w:numId w:val="3"/>
+        </w:numPr>
+        <w:spacing w:after="60" w:line="276"/>
+      </w:pPr>
+      <w:r>
+        <w:t xml:space="preserve">haddan ortiq rangsizlantirish — Gram-musbat mikroblar yolg'on Gram-manfiy ko'rinadi;</w:t>
+      </w:r>
+    </w:p>
+    <w:p>
+      <w:pPr>
+        <w:pStyle w:val="ListParagraph"/>
+        <w:numPr>
+          <w:ilvl w:val="0"/>
+          <w:numId w:val="3"/>
+        </w:numPr>
+        <w:spacing w:after="60" w:line="276"/>
+      </w:pPr>
+      <w:r>
+        <w:t xml:space="preserve">yetarli rangsizlantirmaslik — Gram-manfiy mikroblar binafsha bo'lib qoladi;</w:t>
+      </w:r>
+    </w:p>
+    <w:p>
+      <w:pPr>
+        <w:pStyle w:val="ListParagraph"/>
+        <w:numPr>
+          <w:ilvl w:val="0"/>
+          <w:numId w:val="3"/>
+        </w:numPr>
+        <w:spacing w:after="60" w:line="276"/>
+      </w:pPr>
+      <w:r>
+        <w:t xml:space="preserve">qalin surtma — spirt to'liq rangsizlantira olmaydi, natija ishonchsiz bo'ladi;</w:t>
+      </w:r>
+    </w:p>
+    <w:p>
+      <w:pPr>
+        <w:pStyle w:val="ListParagraph"/>
+        <w:numPr>
+          <w:ilvl w:val="0"/>
+          <w:numId w:val="3"/>
+        </w:numPr>
+        <w:spacing w:after="60" w:line="276"/>
+      </w:pPr>
+      <w:r>
+        <w:t xml:space="preserve">eski kultura ishlatish — Gram-musbat mikroblar o'zgaruvchan natija beradi;</w:t>
+      </w:r>
+    </w:p>
+    <w:p>
+      <w:pPr>
+        <w:pStyle w:val="ListParagraph"/>
+        <w:numPr>
+          <w:ilvl w:val="0"/>
+          <w:numId w:val="3"/>
+        </w:numPr>
+        <w:spacing w:after="60" w:line="276"/>
+      </w:pPr>
+      <w:r>
+        <w:t xml:space="preserve">reaktivlarning eskirgani yoki noto'g'ri tayyorlangani — barcha bosqichlarda xatolik.</w:t>
+      </w:r>
+    </w:p>
+    <w:p>
+      <w:pPr>
+        <w:spacing w:after="120" w:line="276"/>
+        <w:jc w:val="both"/>
+      </w:pPr>
+      <w:r>
+        <w:t xml:space="preserve">Bu xatolarning oldini olish uchun yupqa surtma tayyorlash, yosh kulturadan foydalanish, rangsizlantirish vaqtini aniq nazorat qilish va reaktivlarning yaroqliligini tekshirish zarur. Har bir yangi reaktiv partiyasi ma'lum Gram-musbat va Gram-manfiy nazorat shtammlarida sinab ko'riladi [1][2].</w:t>
+      </w:r>
+    </w:p>
+    <w:p>
+      <w:pPr>
+        <w:pStyle w:val="Heading2"/>
+        <w:spacing w:after="120" w:before="200"/>
+      </w:pPr>
+      <w:r>
         <w:t xml:space="preserve">Xulosa</w:t>
       </w:r>
     </w:p>
@@ -301,7 +397,7 @@
         <w:jc w:val="both"/>
       </w:pPr>
       <w:r>
-        <w:t xml:space="preserve">Sil-Nilsen usuli — mikol kislotalariga boy hujayra devoriga ega kislotabardosh mikroblarni aniqlashga imkon beradigan muhim differensial bo'yash usulidir. Karbol fuksin bilan qizdirib bo'yash, kislota-spirt bilan rangsizlantirish va metilen ko'ki bilan kontrast berish bosqichlari usulning mohiyatini tashkil etadi. Natijaning ishonchliligi esa namuna sifatiga, surtma to'g'ri tayyorlanishiga va nazorat preparatlaridan foydalanishga bog'liq. Bu usulni mukammal egallash sil tashxisida ishtirok etadigan har bir laborant uchun zaruriy kasbiy malakadir. Bu usul sil kasalligi mikrobiologik tashxisining tayanch vositalaridan biri bo'lib qolmoqda. Uning soddaligi, arzonligi va tezligi, ayniqsa sil keng tarqalgan hududlarda, usulning amaliy qiymatini yanada oshiradi; shu bilan birga, manfiy natija kasallikni inkor etmasligini va zamonaviy molekulyar usullar bilan to'ldirilishini unutmaslik lozim.</w:t>
+        <w:t xml:space="preserve">Gram usulida bo'yash — mikroblarni hujayra devori tuzilishiga ko'ra ikki guruhga ajratadigan, tez va informativ differensial usuldir. Reaktivlarni to'g'ri ketma-ketlikda qo'llash, ayniqsa rangsizlantirish bosqichini aniq nazorat qilish usulning muvaffaqiyatini belgilaydi. Gram bo'yash bakteriologik tashxisning birinchi bosqichida mikrobni dastlabki aniqlashda va klinik qarorlarda muhim yo'naltiruvchi vosita bo'lib xizmat qiladi. Shu bois har bir baklaborant bu usulni mukammal egallashi va uning natijalarini to'g'ri talqin qila olishi zarur. Usulning to'g'ri bajarilishi esa reaktivlar sifatiga va texnik qoidalarga qat'iy rioya qilishga bevosita bog'liqdir.</w:t>
       </w:r>
     </w:p>
     <w:p>
@@ -334,7 +430,7 @@
         <w:spacing w:after="80" w:line="260"/>
       </w:pPr>
       <w:r>
-        <w:t xml:space="preserve">3. World Health Organization. Laboratory services in tuberculosis control. Part II: Microscopy. Geneva: WHO. URL: https://www.who.int/publications/i/item/WHO-TB-98.258</w:t>
+        <w:t xml:space="preserve">3. Procop GW, et al. Koneman's Color Atlas and Textbook of Diagnostic Microbiology. 7th ed. Philadelphia: Wolters Kluwer; 2017. ISBN 978-1-4511-1659-5.</w:t>
       </w:r>
     </w:p>
     <w:sectPr>
@@ -539,6 +635,12 @@
   </w:num>
   <w:num w:numId="2">
     <w:abstractNumId w:val="3"/>
+    <w:lvlOverride w:ilvl="0">
+      <w:startOverride w:val="1"/>
+    </w:lvlOverride>
+  </w:num>
+  <w:num w:numId="3">
+    <w:abstractNumId w:val="2"/>
     <w:lvlOverride w:ilvl="0">
       <w:startOverride w:val="1"/>
     </w:lvlOverride>
